--- a/信息可视化/Output/实验材料/信息可视化设计_实验报告封面_实验1_影视班.docx
+++ b/信息可视化/Output/实验材料/信息可视化设计_实验报告封面_实验1_影视班.docx
@@ -393,7 +393,7 @@
           <w:sz w:val="32"/>
           <w:szCs w:val="32"/>
         </w:rPr>
-        <w:t xml:space="preserve">2026.03.20</w:t>
+        <w:t>XXXX</w:t>
       </w:r>
     </w:p>
     <w:p>

--- a/信息可视化/Output/实验材料/信息可视化设计_实验报告封面_实验1_影视班.docx
+++ b/信息可视化/Output/实验材料/信息可视化设计_实验报告封面_实验1_影视班.docx
@@ -410,6 +410,25 @@
     </w:p>
     <w:p>
       <w:pPr>
+        <w:widowControl/>
+        <w:jc w:val="left"/>
+        <w:rPr>
+          <w:color w:val="000000"/>
+          <w:sz w:val="30"/>
+          <w:szCs w:val="30"/>
+        </w:rPr>
+      </w:pPr>
+      <w:r>
+        <w:rPr>
+          <w:color w:val="000000"/>
+          <w:sz w:val="30"/>
+          <w:szCs w:val="30"/>
+        </w:rPr>
+        <w:br w:type="page"/>
+      </w:r>
+    </w:p>
+    <w:p>
+      <w:pPr>
         <w:spacing w:line="360" w:lineRule="auto"/>
         <w:rPr>
           <w:color w:val="000000"/>
@@ -445,7 +464,6 @@
           <w:sz w:val="44"/>
           <w:szCs w:val="44"/>
         </w:rPr>
-        <w:lastRenderedPageBreak/>
         <w:t>实验报告说明</w:t>
       </w:r>
     </w:p>
@@ -835,7 +853,6 @@
             <w:pPr>
               <w:jc w:val="center"/>
               <w:rPr>
-                <w:rFonts w:hint="eastAsia"/>
                 <w:sz w:val="24"/>
                 <w:szCs w:val="24"/>
               </w:rPr>
@@ -1013,7 +1030,6 @@
               <w:spacing w:line="288" w:lineRule="auto"/>
               <w:ind w:firstLineChars="200" w:firstLine="480"/>
               <w:rPr>
-                <w:rFonts w:hint="eastAsia"/>
                 <w:sz w:val="24"/>
                 <w:szCs w:val="24"/>
               </w:rPr>
@@ -1407,6 +1423,8 @@
           </w:tcPr>
           <w:p>
             <w:pPr>
+              <w:spacing w:line="400" w:lineRule="exact"/>
+              <w:ind w:rightChars="193" w:right="405"/>
               <w:rPr>
                 <w:b/>
                 <w:bCs/>
@@ -1428,6 +1446,8 @@
           </w:p>
           <w:p>
             <w:pPr>
+              <w:spacing w:line="400" w:lineRule="exact"/>
+              <w:ind w:rightChars="193" w:right="405"/>
               <w:rPr>
                 <w:rFonts w:ascii="SimSun" w:hAnsi="SimSun" w:cs="SimSun"/>
                 <w:b/>
@@ -1439,6 +1459,8 @@
           </w:p>
           <w:p>
             <w:pPr>
+              <w:spacing w:line="400" w:lineRule="exact"/>
+              <w:ind w:rightChars="193" w:right="405"/>
               <w:rPr>
                 <w:rFonts w:ascii="SimSun" w:hAnsi="SimSun" w:cs="SimSun"/>
                 <w:b/>
@@ -1460,52 +1482,27 @@
           </w:p>
           <w:p>
             <w:pPr>
+              <w:spacing w:line="400" w:lineRule="exact"/>
+              <w:ind w:rightChars="193" w:right="405"/>
               <w:rPr>
                 <w:rFonts w:ascii="SimSun" w:hAnsi="SimSun" w:cs="SimSun"/>
                 <w:sz w:val="24"/>
                 <w:szCs w:val="24"/>
               </w:rPr>
             </w:pPr>
-          </w:p>
-          <w:p>
-            <w:pPr>
-              <w:rPr>
-                <w:rFonts w:ascii="SimSun" w:hAnsi="SimSun" w:cs="SimSun"/>
-                <w:sz w:val="24"/>
-                <w:szCs w:val="24"/>
-              </w:rPr>
-            </w:pPr>
-          </w:p>
-          <w:p>
-            <w:pPr>
-              <w:rPr>
-                <w:rFonts w:ascii="SimSun" w:hAnsi="SimSun" w:cs="SimSun"/>
-                <w:sz w:val="24"/>
-                <w:szCs w:val="24"/>
-              </w:rPr>
-            </w:pPr>
-          </w:p>
-          <w:p>
-            <w:pPr>
-              <w:rPr>
-                <w:rFonts w:ascii="SimSun" w:hAnsi="SimSun" w:cs="SimSun"/>
-                <w:sz w:val="24"/>
-                <w:szCs w:val="24"/>
-              </w:rPr>
-            </w:pPr>
-          </w:p>
-          <w:p>
-            <w:pPr>
-              <w:rPr>
-                <w:rFonts w:ascii="SimSun" w:hAnsi="SimSun" w:cs="SimSun"/>
-                <w:sz w:val="24"/>
-                <w:szCs w:val="24"/>
-              </w:rPr>
-            </w:pPr>
-          </w:p>
-          <w:p>
-            <w:pPr>
-              <w:ind w:firstLineChars="2100" w:firstLine="5060"/>
+            <w:r>
+              <w:rPr>
+                <w:rFonts w:ascii="SimSun" w:hAnsi="SimSun" w:cs="SimSun" w:hint="eastAsia"/>
+                <w:sz w:val="24"/>
+                <w:szCs w:val="24"/>
+              </w:rPr>
+              <w:t>{{comment}}</w:t>
+            </w:r>
+          </w:p>
+          <w:p>
+            <w:pPr>
+              <w:spacing w:line="400" w:lineRule="exact"/>
+              <w:ind w:rightChars="193" w:right="405" w:firstLineChars="2100" w:firstLine="5060"/>
               <w:rPr>
                 <w:rFonts w:ascii="SimSun" w:hAnsi="SimSun" w:cs="SimSun"/>
                 <w:sz w:val="24"/>
@@ -1522,9 +1519,19 @@
               </w:rPr>
               <w:t>评分：</w:t>
             </w:r>
-          </w:p>
-          <w:p>
-            <w:pPr>
+            <w:r>
+              <w:rPr>
+                <w:rFonts w:ascii="SimSun" w:hAnsi="SimSun" w:cs="SimSun" w:hint="eastAsia"/>
+                <w:sz w:val="24"/>
+                <w:szCs w:val="24"/>
+              </w:rPr>
+              <w:t>{{score}}</w:t>
+            </w:r>
+          </w:p>
+          <w:p>
+            <w:pPr>
+              <w:spacing w:line="400" w:lineRule="exact"/>
+              <w:ind w:rightChars="193" w:right="405"/>
               <w:rPr>
                 <w:rFonts w:ascii="SimSun" w:hAnsi="SimSun" w:cs="SimSun"/>
                 <w:sz w:val="24"/>
@@ -1535,10 +1542,12 @@
           <w:p>
             <w:pPr>
               <w:wordWrap w:val="0"/>
-              <w:ind w:firstLineChars="1700" w:firstLine="4096"/>
-              <w:rPr>
-                <w:sz w:val="32"/>
-                <w:szCs w:val="32"/>
+              <w:spacing w:line="400" w:lineRule="exact"/>
+              <w:ind w:rightChars="193" w:right="405" w:firstLineChars="1700" w:firstLine="4096"/>
+              <w:rPr>
+                <w:rFonts w:ascii="SimSun" w:hAnsi="SimSun" w:cs="SimSun"/>
+                <w:sz w:val="24"/>
+                <w:szCs w:val="24"/>
               </w:rPr>
             </w:pPr>
             <w:r>
@@ -1551,6 +1560,23 @@
               </w:rPr>
               <w:t>指导教师签字：</w:t>
             </w:r>
+            <w:r>
+              <w:rPr>
+                <w:rFonts w:ascii="SimSun" w:hAnsi="SimSun" w:cs="SimSun" w:hint="eastAsia"/>
+                <w:sz w:val="24"/>
+                <w:szCs w:val="24"/>
+              </w:rPr>
+              <w:t>{{sign}}</w:t>
+            </w:r>
+          </w:p>
+          <w:p>
+            <w:pPr>
+              <w:wordWrap w:val="0"/>
+              <w:rPr>
+                <w:sz w:val="32"/>
+                <w:szCs w:val="32"/>
+              </w:rPr>
+            </w:pPr>
           </w:p>
         </w:tc>
       </w:tr>

--- a/信息可视化/Output/实验材料/信息可视化设计_实验报告封面_实验1_影视班.docx
+++ b/信息可视化/Output/实验材料/信息可视化设计_实验报告封面_实验1_影视班.docx
@@ -212,7 +212,7 @@
           <w:sz w:val="32"/>
           <w:szCs w:val="32"/>
         </w:rPr>
-        <w:t xml:space="preserve">数据获取与清洗</w:t>
+        <w:t xml:space="preserve">零代码图表映射与分析</w:t>
       </w:r>
     </w:p>
     <w:p>
@@ -982,7 +982,7 @@
                 <w:sz w:val="24"/>
                 <w:szCs w:val="24"/>
               </w:rPr>
-              <w:t xml:space="preserve">（一）建立数据处理基础意识，掌握将原始数据规范化为可视化就绪格式的完整流程。</w:t>
+              <w:t xml:space="preserve">（一）掌握 RAWGraphs 零代码可视化平台的完整工作流（数据加载→图表选择→通道映射→视觉定制→导出）。</w:t>
             </w:r>
           </w:p>
           <w:p>
@@ -1002,7 +1002,7 @@
                 <w:sz w:val="24"/>
                 <w:szCs w:val="24"/>
               </w:rPr>
-              <w:t xml:space="preserve">（二）能使用 Python（Pandas）或 AI 辅助识别缺失值、异常值，完成数据清洗。</w:t>
+              <w:t xml:space="preserve">（二）运用视觉编码理论为多维数据选择合理图表类型，理解不同图表类型揭示数据模式的差异。</w:t>
             </w:r>
           </w:p>
           <w:p>
@@ -1022,7 +1022,7 @@
                 <w:sz w:val="24"/>
                 <w:szCs w:val="24"/>
               </w:rPr>
-              <w:t xml:space="preserve">（三）掌握 Tidy Data 规范，将数据重构为每行一观测、每列一变量的标准格式。</w:t>
+              <w:t xml:space="preserve">（三）能够撰写设计说明，阐述视觉通道映射逻辑、数据洞察发现与零代码工具的局限性反思。</w:t>
             </w:r>
           </w:p>
           <w:p>
@@ -1084,7 +1084,7 @@
                 <w:sz w:val="24"/>
                 <w:szCs w:val="24"/>
               </w:rPr>
-              <w:t xml:space="preserve">1. 硬件：个人计算机（学校机房或自备）</w:t>
+              <w:t xml:space="preserve">1. 硬件：个人计算机（学校机房或自备），需联网访问 RAWGraphs 在线平台</w:t>
             </w:r>
           </w:p>
           <w:p>
@@ -1104,7 +1104,27 @@
                 <w:sz w:val="24"/>
                 <w:szCs w:val="24"/>
               </w:rPr>
-              <w:t xml:space="preserve">2. 软件：Windows 10+；Python / Jupyter Notebook、Excel（可选）、AI 辅助工具</w:t>
+              <w:t xml:space="preserve">2. 软件：浏览器（Chrome/Edge）；RAWGraphs 2.0</w:t>
+            </w:r>
+          </w:p>
+          <w:p>
+            <w:pPr>
+              <w:spacing w:line="288" w:lineRule="auto"/>
+              <w:ind w:firstLineChars="200" w:firstLine="480"/>
+              <w:rPr>
+                <w:rFonts w:ascii="SimSun" w:hAnsi="SimSun" w:cs="SimSun"/>
+                <w:sz w:val="24"/>
+                <w:szCs w:val="24"/>
+              </w:rPr>
+            </w:pPr>
+            <w:r>
+              <w:rPr>
+                <w:rStyle w:val="CommentReference"/>
+                <w:rFonts w:ascii="SimSun" w:hAnsi="SimSun" w:cs="SimSun" w:hint="eastAsia"/>
+                <w:sz w:val="24"/>
+                <w:szCs w:val="24"/>
+              </w:rPr>
+              <w:t xml:space="preserve">3. 数据：教师提供的校园采样数据集或 RAWGraphs 内置示例数据集</w:t>
             </w:r>
           </w:p>
           <w:bookmarkEnd w:id="25"/>
@@ -1177,7 +1197,7 @@
                 <w:sz w:val="24"/>
                 <w:szCs w:val="24"/>
               </w:rPr>
-              <w:t xml:space="preserve">1. 从 Kaggle / 政府开放平台下载真实数据集（CSV / JSON）。</w:t>
+              <w:t xml:space="preserve">1. 在 RAWGraphs 平台加载数据，检查数据类型解析是否正确。</w:t>
             </w:r>
           </w:p>
           <w:p>
@@ -1196,7 +1216,7 @@
                 <w:sz w:val="24"/>
                 <w:szCs w:val="24"/>
               </w:rPr>
-              <w:t xml:space="preserve">2. 使用 Python（Pandas）或 AI 辅助识别缺失值、异常值，完成数据清洗。</w:t>
+              <w:t xml:space="preserve">2. 配置维度到图表变量的通道映射。</w:t>
             </w:r>
           </w:p>
           <w:p>
@@ -1215,7 +1235,7 @@
                 <w:sz w:val="24"/>
                 <w:szCs w:val="24"/>
               </w:rPr>
-              <w:t xml:space="preserve">3. 将数据重构为 Tidy Data 格式（每行一个观测，每列一个变量）。</w:t>
+              <w:t xml:space="preserve">3. 调整颜色、尺寸、标签等视觉参数。</w:t>
             </w:r>
           </w:p>
           <w:p>
@@ -1234,7 +1254,7 @@
                 <w:sz w:val="24"/>
                 <w:szCs w:val="24"/>
               </w:rPr>
-              <w:t xml:space="preserve">4. 撰写数据描述报告：数据来源、字段说明、清洗决策记录。</w:t>
+              <w:t xml:space="preserve">4. 撰写设计说明。</w:t>
             </w:r>
           </w:p>
           <w:p>
